--- a/A.4.20.docx
+++ b/A.4.20.docx
@@ -8682,7 +8682,7 @@
               <w:bottom w:val="single" w:sz="12" w:space="0" w:color="000000"/>
               <w:right w:val="single" w:sz="12" w:space="0" w:color="000000"/>
             </w:tcBorders>
-            <w:shd w:val="clear" w:color="auto" w:fill="DDA0DD"/>
+            <w:shd w:val="clear" w:color="auto" w:fill="FFFACD"/>
             <w:vAlign w:val="center"/>
           </w:tcPr>
           <w:p>
@@ -8698,9 +8698,16 @@
             </w:pPr>
             <w:r>
               <w:rPr>
-                <w:rFonts w:ascii="Arial" w:hAnsi="Arial" w:cs="Arial"/>
-              </w:rPr>
-              <w:t> </w:t>
+                <w:rFonts w:ascii="Sans Serif Collection" w:hAnsi="Sans Serif Collection" w:cs="Sans Serif Collection"/>
+              </w:rPr>
+              <w:t>꫶</w:t>
+            </w:r>
+            <w:r>
+              <w:rPr>
+                <w:rFonts w:ascii="Arial" w:hAnsi="Arial" w:cs="Arial"/>
+              </w:rPr>
+              <w:br/>
+              <w:t>AAF6</w:t>
             </w:r>
           </w:p>
         </w:tc>
@@ -9081,19 +9088,19 @@
         <w:tblLook w:val="0000" w:firstRow="0" w:lastRow="0" w:firstColumn="0" w:lastColumn="0" w:noHBand="0" w:noVBand="0"/>
       </w:tblPr>
       <w:tblGrid>
-        <w:gridCol w:w="515"/>
-        <w:gridCol w:w="515"/>
-        <w:gridCol w:w="516"/>
-        <w:gridCol w:w="516"/>
-        <w:gridCol w:w="516"/>
-        <w:gridCol w:w="732"/>
-        <w:gridCol w:w="766"/>
-        <w:gridCol w:w="1811"/>
-        <w:gridCol w:w="710"/>
-        <w:gridCol w:w="710"/>
-        <w:gridCol w:w="732"/>
-        <w:gridCol w:w="732"/>
-        <w:gridCol w:w="788"/>
+        <w:gridCol w:w="517"/>
+        <w:gridCol w:w="517"/>
+        <w:gridCol w:w="517"/>
+        <w:gridCol w:w="518"/>
+        <w:gridCol w:w="518"/>
+        <w:gridCol w:w="735"/>
+        <w:gridCol w:w="769"/>
+        <w:gridCol w:w="1817"/>
+        <w:gridCol w:w="712"/>
+        <w:gridCol w:w="712"/>
+        <w:gridCol w:w="701"/>
+        <w:gridCol w:w="735"/>
+        <w:gridCol w:w="791"/>
       </w:tblGrid>
       <w:tr>
         <w:trPr>
@@ -17673,31 +17680,24 @@
               <w:bottom w:val="single" w:sz="12" w:space="0" w:color="000000"/>
               <w:right w:val="single" w:sz="12" w:space="0" w:color="000000"/>
             </w:tcBorders>
-            <w:shd w:val="clear" w:color="auto" w:fill="FFFACD"/>
-            <w:vAlign w:val="center"/>
-          </w:tcPr>
-          <w:p>
-            <w:pPr>
-              <w:keepNext/>
-              <w:spacing w:after="0" w:line="240" w:lineRule="exact"/>
-              <w:jc w:val="center"/>
-              <w:rPr>
-                <w:rFonts w:ascii="Courier" w:hAnsi="Courier"/>
-                <w:sz w:val="24"/>
-              </w:rPr>
-            </w:pPr>
-            <w:r>
-              <w:rPr>
-                <w:rFonts w:ascii="Sans Serif Collection" w:hAnsi="Sans Serif Collection" w:cs="Sans Serif Collection"/>
-              </w:rPr>
-              <w:t>꫶</w:t>
-            </w:r>
-            <w:r>
-              <w:rPr>
-                <w:rFonts w:ascii="Arial" w:hAnsi="Arial" w:cs="Arial"/>
-              </w:rPr>
-              <w:br/>
-              <w:t>AAF6</w:t>
+            <w:shd w:val="clear" w:color="auto" w:fill="DDA0DD"/>
+            <w:vAlign w:val="center"/>
+          </w:tcPr>
+          <w:p>
+            <w:pPr>
+              <w:keepNext/>
+              <w:spacing w:after="0" w:line="240" w:lineRule="exact"/>
+              <w:jc w:val="center"/>
+              <w:rPr>
+                <w:rFonts w:ascii="Courier" w:hAnsi="Courier"/>
+                <w:sz w:val="24"/>
+              </w:rPr>
+            </w:pPr>
+            <w:r>
+              <w:rPr>
+                <w:rFonts w:ascii="Arial" w:hAnsi="Arial" w:cs="Arial"/>
+              </w:rPr>
+              <w:t> </w:t>
             </w:r>
           </w:p>
         </w:tc>
